--- a/selected_stock_analysis/自选股202308_10日短线上升通道股票.docx
+++ b/selected_stock_analysis/自选股202308_10日短线上升通道股票.docx
@@ -7,7 +7,7 @@
         <w:pStyle w:val="Heading1"/>
       </w:pPr>
       <w:r>
-        <w:t>601699，潞安环能</w:t>
+        <w:t>603605，珀莱雅</w:t>
       </w:r>
     </w:p>
     <w:p>
@@ -123,7 +123,7 @@
         <w:pStyle w:val="Heading1"/>
       </w:pPr>
       <w:r>
-        <w:t>000333，美的集团</w:t>
+        <w:t>600750，江中药业</w:t>
       </w:r>
     </w:p>
     <w:p>
@@ -239,7 +239,7 @@
         <w:pStyle w:val="Heading1"/>
       </w:pPr>
       <w:r>
-        <w:t>600975，新五丰</w:t>
+        <w:t>000100，TCL科技</w:t>
       </w:r>
     </w:p>
     <w:p>
@@ -332,6 +332,702 @@
                   </pic:nvPicPr>
                   <pic:blipFill>
                     <a:blip r:embed="rId17"/>
+                    <a:stretch>
+                      <a:fillRect/>
+                    </a:stretch>
+                  </pic:blipFill>
+                  <pic:spPr>
+                    <a:xfrm>
+                      <a:off x="0" y="0"/>
+                      <a:ext cx="3600000" cy="2587500"/>
+                    </a:xfrm>
+                    <a:prstGeom prst="rect"/>
+                  </pic:spPr>
+                </pic:pic>
+              </a:graphicData>
+            </a:graphic>
+          </wp:inline>
+        </w:drawing>
+      </w:r>
+    </w:p>
+    <w:p>
+      <w:pPr>
+        <w:pStyle w:val="Heading1"/>
+      </w:pPr>
+      <w:r>
+        <w:t>600584，长电科技</w:t>
+      </w:r>
+    </w:p>
+    <w:p>
+      <w:r>
+        <w:drawing>
+          <wp:inline xmlns:a="http://schemas.openxmlformats.org/drawingml/2006/main" xmlns:pic="http://schemas.openxmlformats.org/drawingml/2006/picture">
+            <wp:extent cx="3600000" cy="2587500"/>
+            <wp:docPr id="10" name="Picture 10"/>
+            <wp:cNvGraphicFramePr>
+              <a:graphicFrameLocks noChangeAspect="1"/>
+            </wp:cNvGraphicFramePr>
+            <a:graphic>
+              <a:graphicData uri="http://schemas.openxmlformats.org/drawingml/2006/picture">
+                <pic:pic>
+                  <pic:nvPicPr>
+                    <pic:cNvPr id="0" name="kline100.png"/>
+                    <pic:cNvPicPr/>
+                  </pic:nvPicPr>
+                  <pic:blipFill>
+                    <a:blip r:embed="rId18"/>
+                    <a:stretch>
+                      <a:fillRect/>
+                    </a:stretch>
+                  </pic:blipFill>
+                  <pic:spPr>
+                    <a:xfrm>
+                      <a:off x="0" y="0"/>
+                      <a:ext cx="3600000" cy="2587500"/>
+                    </a:xfrm>
+                    <a:prstGeom prst="rect"/>
+                  </pic:spPr>
+                </pic:pic>
+              </a:graphicData>
+            </a:graphic>
+          </wp:inline>
+        </w:drawing>
+      </w:r>
+    </w:p>
+    <w:p>
+      <w:r>
+        <w:drawing>
+          <wp:inline xmlns:a="http://schemas.openxmlformats.org/drawingml/2006/main" xmlns:pic="http://schemas.openxmlformats.org/drawingml/2006/picture">
+            <wp:extent cx="3600000" cy="2587500"/>
+            <wp:docPr id="11" name="Picture 11"/>
+            <wp:cNvGraphicFramePr>
+              <a:graphicFrameLocks noChangeAspect="1"/>
+            </wp:cNvGraphicFramePr>
+            <a:graphic>
+              <a:graphicData uri="http://schemas.openxmlformats.org/drawingml/2006/picture">
+                <pic:pic>
+                  <pic:nvPicPr>
+                    <pic:cNvPr id="0" name="kline300.png"/>
+                    <pic:cNvPicPr/>
+                  </pic:nvPicPr>
+                  <pic:blipFill>
+                    <a:blip r:embed="rId19"/>
+                    <a:stretch>
+                      <a:fillRect/>
+                    </a:stretch>
+                  </pic:blipFill>
+                  <pic:spPr>
+                    <a:xfrm>
+                      <a:off x="0" y="0"/>
+                      <a:ext cx="3600000" cy="2587500"/>
+                    </a:xfrm>
+                    <a:prstGeom prst="rect"/>
+                  </pic:spPr>
+                </pic:pic>
+              </a:graphicData>
+            </a:graphic>
+          </wp:inline>
+        </w:drawing>
+      </w:r>
+    </w:p>
+    <w:p>
+      <w:r>
+        <w:drawing>
+          <wp:inline xmlns:a="http://schemas.openxmlformats.org/drawingml/2006/main" xmlns:pic="http://schemas.openxmlformats.org/drawingml/2006/picture">
+            <wp:extent cx="3600000" cy="2587500"/>
+            <wp:docPr id="12" name="Picture 12"/>
+            <wp:cNvGraphicFramePr>
+              <a:graphicFrameLocks noChangeAspect="1"/>
+            </wp:cNvGraphicFramePr>
+            <a:graphic>
+              <a:graphicData uri="http://schemas.openxmlformats.org/drawingml/2006/picture">
+                <pic:pic>
+                  <pic:nvPicPr>
+                    <pic:cNvPr id="0" name="kline1000.png"/>
+                    <pic:cNvPicPr/>
+                  </pic:nvPicPr>
+                  <pic:blipFill>
+                    <a:blip r:embed="rId20"/>
+                    <a:stretch>
+                      <a:fillRect/>
+                    </a:stretch>
+                  </pic:blipFill>
+                  <pic:spPr>
+                    <a:xfrm>
+                      <a:off x="0" y="0"/>
+                      <a:ext cx="3600000" cy="2587500"/>
+                    </a:xfrm>
+                    <a:prstGeom prst="rect"/>
+                  </pic:spPr>
+                </pic:pic>
+              </a:graphicData>
+            </a:graphic>
+          </wp:inline>
+        </w:drawing>
+      </w:r>
+    </w:p>
+    <w:p>
+      <w:pPr>
+        <w:pStyle w:val="Heading1"/>
+      </w:pPr>
+      <w:r>
+        <w:t>600529，山东药玻</w:t>
+      </w:r>
+    </w:p>
+    <w:p>
+      <w:r>
+        <w:drawing>
+          <wp:inline xmlns:a="http://schemas.openxmlformats.org/drawingml/2006/main" xmlns:pic="http://schemas.openxmlformats.org/drawingml/2006/picture">
+            <wp:extent cx="3600000" cy="2587500"/>
+            <wp:docPr id="13" name="Picture 13"/>
+            <wp:cNvGraphicFramePr>
+              <a:graphicFrameLocks noChangeAspect="1"/>
+            </wp:cNvGraphicFramePr>
+            <a:graphic>
+              <a:graphicData uri="http://schemas.openxmlformats.org/drawingml/2006/picture">
+                <pic:pic>
+                  <pic:nvPicPr>
+                    <pic:cNvPr id="0" name="kline100.png"/>
+                    <pic:cNvPicPr/>
+                  </pic:nvPicPr>
+                  <pic:blipFill>
+                    <a:blip r:embed="rId21"/>
+                    <a:stretch>
+                      <a:fillRect/>
+                    </a:stretch>
+                  </pic:blipFill>
+                  <pic:spPr>
+                    <a:xfrm>
+                      <a:off x="0" y="0"/>
+                      <a:ext cx="3600000" cy="2587500"/>
+                    </a:xfrm>
+                    <a:prstGeom prst="rect"/>
+                  </pic:spPr>
+                </pic:pic>
+              </a:graphicData>
+            </a:graphic>
+          </wp:inline>
+        </w:drawing>
+      </w:r>
+    </w:p>
+    <w:p>
+      <w:r>
+        <w:drawing>
+          <wp:inline xmlns:a="http://schemas.openxmlformats.org/drawingml/2006/main" xmlns:pic="http://schemas.openxmlformats.org/drawingml/2006/picture">
+            <wp:extent cx="3600000" cy="2587500"/>
+            <wp:docPr id="14" name="Picture 14"/>
+            <wp:cNvGraphicFramePr>
+              <a:graphicFrameLocks noChangeAspect="1"/>
+            </wp:cNvGraphicFramePr>
+            <a:graphic>
+              <a:graphicData uri="http://schemas.openxmlformats.org/drawingml/2006/picture">
+                <pic:pic>
+                  <pic:nvPicPr>
+                    <pic:cNvPr id="0" name="kline300.png"/>
+                    <pic:cNvPicPr/>
+                  </pic:nvPicPr>
+                  <pic:blipFill>
+                    <a:blip r:embed="rId22"/>
+                    <a:stretch>
+                      <a:fillRect/>
+                    </a:stretch>
+                  </pic:blipFill>
+                  <pic:spPr>
+                    <a:xfrm>
+                      <a:off x="0" y="0"/>
+                      <a:ext cx="3600000" cy="2587500"/>
+                    </a:xfrm>
+                    <a:prstGeom prst="rect"/>
+                  </pic:spPr>
+                </pic:pic>
+              </a:graphicData>
+            </a:graphic>
+          </wp:inline>
+        </w:drawing>
+      </w:r>
+    </w:p>
+    <w:p>
+      <w:r>
+        <w:drawing>
+          <wp:inline xmlns:a="http://schemas.openxmlformats.org/drawingml/2006/main" xmlns:pic="http://schemas.openxmlformats.org/drawingml/2006/picture">
+            <wp:extent cx="3600000" cy="2587500"/>
+            <wp:docPr id="15" name="Picture 15"/>
+            <wp:cNvGraphicFramePr>
+              <a:graphicFrameLocks noChangeAspect="1"/>
+            </wp:cNvGraphicFramePr>
+            <a:graphic>
+              <a:graphicData uri="http://schemas.openxmlformats.org/drawingml/2006/picture">
+                <pic:pic>
+                  <pic:nvPicPr>
+                    <pic:cNvPr id="0" name="kline1000.png"/>
+                    <pic:cNvPicPr/>
+                  </pic:nvPicPr>
+                  <pic:blipFill>
+                    <a:blip r:embed="rId23"/>
+                    <a:stretch>
+                      <a:fillRect/>
+                    </a:stretch>
+                  </pic:blipFill>
+                  <pic:spPr>
+                    <a:xfrm>
+                      <a:off x="0" y="0"/>
+                      <a:ext cx="3600000" cy="2587500"/>
+                    </a:xfrm>
+                    <a:prstGeom prst="rect"/>
+                  </pic:spPr>
+                </pic:pic>
+              </a:graphicData>
+            </a:graphic>
+          </wp:inline>
+        </w:drawing>
+      </w:r>
+    </w:p>
+    <w:p>
+      <w:pPr>
+        <w:pStyle w:val="Heading1"/>
+      </w:pPr>
+      <w:r>
+        <w:t>000725，京东方Ａ</w:t>
+      </w:r>
+    </w:p>
+    <w:p>
+      <w:r>
+        <w:drawing>
+          <wp:inline xmlns:a="http://schemas.openxmlformats.org/drawingml/2006/main" xmlns:pic="http://schemas.openxmlformats.org/drawingml/2006/picture">
+            <wp:extent cx="3600000" cy="2587500"/>
+            <wp:docPr id="16" name="Picture 16"/>
+            <wp:cNvGraphicFramePr>
+              <a:graphicFrameLocks noChangeAspect="1"/>
+            </wp:cNvGraphicFramePr>
+            <a:graphic>
+              <a:graphicData uri="http://schemas.openxmlformats.org/drawingml/2006/picture">
+                <pic:pic>
+                  <pic:nvPicPr>
+                    <pic:cNvPr id="0" name="kline100.png"/>
+                    <pic:cNvPicPr/>
+                  </pic:nvPicPr>
+                  <pic:blipFill>
+                    <a:blip r:embed="rId24"/>
+                    <a:stretch>
+                      <a:fillRect/>
+                    </a:stretch>
+                  </pic:blipFill>
+                  <pic:spPr>
+                    <a:xfrm>
+                      <a:off x="0" y="0"/>
+                      <a:ext cx="3600000" cy="2587500"/>
+                    </a:xfrm>
+                    <a:prstGeom prst="rect"/>
+                  </pic:spPr>
+                </pic:pic>
+              </a:graphicData>
+            </a:graphic>
+          </wp:inline>
+        </w:drawing>
+      </w:r>
+    </w:p>
+    <w:p>
+      <w:r>
+        <w:drawing>
+          <wp:inline xmlns:a="http://schemas.openxmlformats.org/drawingml/2006/main" xmlns:pic="http://schemas.openxmlformats.org/drawingml/2006/picture">
+            <wp:extent cx="3600000" cy="2587500"/>
+            <wp:docPr id="17" name="Picture 17"/>
+            <wp:cNvGraphicFramePr>
+              <a:graphicFrameLocks noChangeAspect="1"/>
+            </wp:cNvGraphicFramePr>
+            <a:graphic>
+              <a:graphicData uri="http://schemas.openxmlformats.org/drawingml/2006/picture">
+                <pic:pic>
+                  <pic:nvPicPr>
+                    <pic:cNvPr id="0" name="kline300.png"/>
+                    <pic:cNvPicPr/>
+                  </pic:nvPicPr>
+                  <pic:blipFill>
+                    <a:blip r:embed="rId25"/>
+                    <a:stretch>
+                      <a:fillRect/>
+                    </a:stretch>
+                  </pic:blipFill>
+                  <pic:spPr>
+                    <a:xfrm>
+                      <a:off x="0" y="0"/>
+                      <a:ext cx="3600000" cy="2587500"/>
+                    </a:xfrm>
+                    <a:prstGeom prst="rect"/>
+                  </pic:spPr>
+                </pic:pic>
+              </a:graphicData>
+            </a:graphic>
+          </wp:inline>
+        </w:drawing>
+      </w:r>
+    </w:p>
+    <w:p>
+      <w:r>
+        <w:drawing>
+          <wp:inline xmlns:a="http://schemas.openxmlformats.org/drawingml/2006/main" xmlns:pic="http://schemas.openxmlformats.org/drawingml/2006/picture">
+            <wp:extent cx="3600000" cy="2587500"/>
+            <wp:docPr id="18" name="Picture 18"/>
+            <wp:cNvGraphicFramePr>
+              <a:graphicFrameLocks noChangeAspect="1"/>
+            </wp:cNvGraphicFramePr>
+            <a:graphic>
+              <a:graphicData uri="http://schemas.openxmlformats.org/drawingml/2006/picture">
+                <pic:pic>
+                  <pic:nvPicPr>
+                    <pic:cNvPr id="0" name="kline1000.png"/>
+                    <pic:cNvPicPr/>
+                  </pic:nvPicPr>
+                  <pic:blipFill>
+                    <a:blip r:embed="rId26"/>
+                    <a:stretch>
+                      <a:fillRect/>
+                    </a:stretch>
+                  </pic:blipFill>
+                  <pic:spPr>
+                    <a:xfrm>
+                      <a:off x="0" y="0"/>
+                      <a:ext cx="3600000" cy="2587500"/>
+                    </a:xfrm>
+                    <a:prstGeom prst="rect"/>
+                  </pic:spPr>
+                </pic:pic>
+              </a:graphicData>
+            </a:graphic>
+          </wp:inline>
+        </w:drawing>
+      </w:r>
+    </w:p>
+    <w:p>
+      <w:pPr>
+        <w:pStyle w:val="Heading1"/>
+      </w:pPr>
+      <w:r>
+        <w:t>002456，欧菲光</w:t>
+      </w:r>
+    </w:p>
+    <w:p>
+      <w:r>
+        <w:drawing>
+          <wp:inline xmlns:a="http://schemas.openxmlformats.org/drawingml/2006/main" xmlns:pic="http://schemas.openxmlformats.org/drawingml/2006/picture">
+            <wp:extent cx="3600000" cy="2587500"/>
+            <wp:docPr id="19" name="Picture 19"/>
+            <wp:cNvGraphicFramePr>
+              <a:graphicFrameLocks noChangeAspect="1"/>
+            </wp:cNvGraphicFramePr>
+            <a:graphic>
+              <a:graphicData uri="http://schemas.openxmlformats.org/drawingml/2006/picture">
+                <pic:pic>
+                  <pic:nvPicPr>
+                    <pic:cNvPr id="0" name="kline100.png"/>
+                    <pic:cNvPicPr/>
+                  </pic:nvPicPr>
+                  <pic:blipFill>
+                    <a:blip r:embed="rId27"/>
+                    <a:stretch>
+                      <a:fillRect/>
+                    </a:stretch>
+                  </pic:blipFill>
+                  <pic:spPr>
+                    <a:xfrm>
+                      <a:off x="0" y="0"/>
+                      <a:ext cx="3600000" cy="2587500"/>
+                    </a:xfrm>
+                    <a:prstGeom prst="rect"/>
+                  </pic:spPr>
+                </pic:pic>
+              </a:graphicData>
+            </a:graphic>
+          </wp:inline>
+        </w:drawing>
+      </w:r>
+    </w:p>
+    <w:p>
+      <w:r>
+        <w:drawing>
+          <wp:inline xmlns:a="http://schemas.openxmlformats.org/drawingml/2006/main" xmlns:pic="http://schemas.openxmlformats.org/drawingml/2006/picture">
+            <wp:extent cx="3600000" cy="2587500"/>
+            <wp:docPr id="20" name="Picture 20"/>
+            <wp:cNvGraphicFramePr>
+              <a:graphicFrameLocks noChangeAspect="1"/>
+            </wp:cNvGraphicFramePr>
+            <a:graphic>
+              <a:graphicData uri="http://schemas.openxmlformats.org/drawingml/2006/picture">
+                <pic:pic>
+                  <pic:nvPicPr>
+                    <pic:cNvPr id="0" name="kline300.png"/>
+                    <pic:cNvPicPr/>
+                  </pic:nvPicPr>
+                  <pic:blipFill>
+                    <a:blip r:embed="rId28"/>
+                    <a:stretch>
+                      <a:fillRect/>
+                    </a:stretch>
+                  </pic:blipFill>
+                  <pic:spPr>
+                    <a:xfrm>
+                      <a:off x="0" y="0"/>
+                      <a:ext cx="3600000" cy="2587500"/>
+                    </a:xfrm>
+                    <a:prstGeom prst="rect"/>
+                  </pic:spPr>
+                </pic:pic>
+              </a:graphicData>
+            </a:graphic>
+          </wp:inline>
+        </w:drawing>
+      </w:r>
+    </w:p>
+    <w:p>
+      <w:r>
+        <w:drawing>
+          <wp:inline xmlns:a="http://schemas.openxmlformats.org/drawingml/2006/main" xmlns:pic="http://schemas.openxmlformats.org/drawingml/2006/picture">
+            <wp:extent cx="3600000" cy="2587500"/>
+            <wp:docPr id="21" name="Picture 21"/>
+            <wp:cNvGraphicFramePr>
+              <a:graphicFrameLocks noChangeAspect="1"/>
+            </wp:cNvGraphicFramePr>
+            <a:graphic>
+              <a:graphicData uri="http://schemas.openxmlformats.org/drawingml/2006/picture">
+                <pic:pic>
+                  <pic:nvPicPr>
+                    <pic:cNvPr id="0" name="kline1000.png"/>
+                    <pic:cNvPicPr/>
+                  </pic:nvPicPr>
+                  <pic:blipFill>
+                    <a:blip r:embed="rId29"/>
+                    <a:stretch>
+                      <a:fillRect/>
+                    </a:stretch>
+                  </pic:blipFill>
+                  <pic:spPr>
+                    <a:xfrm>
+                      <a:off x="0" y="0"/>
+                      <a:ext cx="3600000" cy="2587500"/>
+                    </a:xfrm>
+                    <a:prstGeom prst="rect"/>
+                  </pic:spPr>
+                </pic:pic>
+              </a:graphicData>
+            </a:graphic>
+          </wp:inline>
+        </w:drawing>
+      </w:r>
+    </w:p>
+    <w:p>
+      <w:pPr>
+        <w:pStyle w:val="Heading1"/>
+      </w:pPr>
+      <w:r>
+        <w:t>603986，兆易创新</w:t>
+      </w:r>
+    </w:p>
+    <w:p>
+      <w:r>
+        <w:drawing>
+          <wp:inline xmlns:a="http://schemas.openxmlformats.org/drawingml/2006/main" xmlns:pic="http://schemas.openxmlformats.org/drawingml/2006/picture">
+            <wp:extent cx="3600000" cy="2587500"/>
+            <wp:docPr id="22" name="Picture 22"/>
+            <wp:cNvGraphicFramePr>
+              <a:graphicFrameLocks noChangeAspect="1"/>
+            </wp:cNvGraphicFramePr>
+            <a:graphic>
+              <a:graphicData uri="http://schemas.openxmlformats.org/drawingml/2006/picture">
+                <pic:pic>
+                  <pic:nvPicPr>
+                    <pic:cNvPr id="0" name="kline100.png"/>
+                    <pic:cNvPicPr/>
+                  </pic:nvPicPr>
+                  <pic:blipFill>
+                    <a:blip r:embed="rId30"/>
+                    <a:stretch>
+                      <a:fillRect/>
+                    </a:stretch>
+                  </pic:blipFill>
+                  <pic:spPr>
+                    <a:xfrm>
+                      <a:off x="0" y="0"/>
+                      <a:ext cx="3600000" cy="2587500"/>
+                    </a:xfrm>
+                    <a:prstGeom prst="rect"/>
+                  </pic:spPr>
+                </pic:pic>
+              </a:graphicData>
+            </a:graphic>
+          </wp:inline>
+        </w:drawing>
+      </w:r>
+    </w:p>
+    <w:p>
+      <w:r>
+        <w:drawing>
+          <wp:inline xmlns:a="http://schemas.openxmlformats.org/drawingml/2006/main" xmlns:pic="http://schemas.openxmlformats.org/drawingml/2006/picture">
+            <wp:extent cx="3600000" cy="2587500"/>
+            <wp:docPr id="23" name="Picture 23"/>
+            <wp:cNvGraphicFramePr>
+              <a:graphicFrameLocks noChangeAspect="1"/>
+            </wp:cNvGraphicFramePr>
+            <a:graphic>
+              <a:graphicData uri="http://schemas.openxmlformats.org/drawingml/2006/picture">
+                <pic:pic>
+                  <pic:nvPicPr>
+                    <pic:cNvPr id="0" name="kline300.png"/>
+                    <pic:cNvPicPr/>
+                  </pic:nvPicPr>
+                  <pic:blipFill>
+                    <a:blip r:embed="rId31"/>
+                    <a:stretch>
+                      <a:fillRect/>
+                    </a:stretch>
+                  </pic:blipFill>
+                  <pic:spPr>
+                    <a:xfrm>
+                      <a:off x="0" y="0"/>
+                      <a:ext cx="3600000" cy="2587500"/>
+                    </a:xfrm>
+                    <a:prstGeom prst="rect"/>
+                  </pic:spPr>
+                </pic:pic>
+              </a:graphicData>
+            </a:graphic>
+          </wp:inline>
+        </w:drawing>
+      </w:r>
+    </w:p>
+    <w:p>
+      <w:r>
+        <w:drawing>
+          <wp:inline xmlns:a="http://schemas.openxmlformats.org/drawingml/2006/main" xmlns:pic="http://schemas.openxmlformats.org/drawingml/2006/picture">
+            <wp:extent cx="3600000" cy="2587500"/>
+            <wp:docPr id="24" name="Picture 24"/>
+            <wp:cNvGraphicFramePr>
+              <a:graphicFrameLocks noChangeAspect="1"/>
+            </wp:cNvGraphicFramePr>
+            <a:graphic>
+              <a:graphicData uri="http://schemas.openxmlformats.org/drawingml/2006/picture">
+                <pic:pic>
+                  <pic:nvPicPr>
+                    <pic:cNvPr id="0" name="kline1000.png"/>
+                    <pic:cNvPicPr/>
+                  </pic:nvPicPr>
+                  <pic:blipFill>
+                    <a:blip r:embed="rId32"/>
+                    <a:stretch>
+                      <a:fillRect/>
+                    </a:stretch>
+                  </pic:blipFill>
+                  <pic:spPr>
+                    <a:xfrm>
+                      <a:off x="0" y="0"/>
+                      <a:ext cx="3600000" cy="2587500"/>
+                    </a:xfrm>
+                    <a:prstGeom prst="rect"/>
+                  </pic:spPr>
+                </pic:pic>
+              </a:graphicData>
+            </a:graphic>
+          </wp:inline>
+        </w:drawing>
+      </w:r>
+    </w:p>
+    <w:p>
+      <w:pPr>
+        <w:pStyle w:val="Heading1"/>
+      </w:pPr>
+      <w:r>
+        <w:t>601066，中信建投</w:t>
+      </w:r>
+    </w:p>
+    <w:p>
+      <w:r>
+        <w:drawing>
+          <wp:inline xmlns:a="http://schemas.openxmlformats.org/drawingml/2006/main" xmlns:pic="http://schemas.openxmlformats.org/drawingml/2006/picture">
+            <wp:extent cx="3600000" cy="2587500"/>
+            <wp:docPr id="25" name="Picture 25"/>
+            <wp:cNvGraphicFramePr>
+              <a:graphicFrameLocks noChangeAspect="1"/>
+            </wp:cNvGraphicFramePr>
+            <a:graphic>
+              <a:graphicData uri="http://schemas.openxmlformats.org/drawingml/2006/picture">
+                <pic:pic>
+                  <pic:nvPicPr>
+                    <pic:cNvPr id="0" name="kline100.png"/>
+                    <pic:cNvPicPr/>
+                  </pic:nvPicPr>
+                  <pic:blipFill>
+                    <a:blip r:embed="rId33"/>
+                    <a:stretch>
+                      <a:fillRect/>
+                    </a:stretch>
+                  </pic:blipFill>
+                  <pic:spPr>
+                    <a:xfrm>
+                      <a:off x="0" y="0"/>
+                      <a:ext cx="3600000" cy="2587500"/>
+                    </a:xfrm>
+                    <a:prstGeom prst="rect"/>
+                  </pic:spPr>
+                </pic:pic>
+              </a:graphicData>
+            </a:graphic>
+          </wp:inline>
+        </w:drawing>
+      </w:r>
+    </w:p>
+    <w:p>
+      <w:r>
+        <w:drawing>
+          <wp:inline xmlns:a="http://schemas.openxmlformats.org/drawingml/2006/main" xmlns:pic="http://schemas.openxmlformats.org/drawingml/2006/picture">
+            <wp:extent cx="3600000" cy="2587500"/>
+            <wp:docPr id="26" name="Picture 26"/>
+            <wp:cNvGraphicFramePr>
+              <a:graphicFrameLocks noChangeAspect="1"/>
+            </wp:cNvGraphicFramePr>
+            <a:graphic>
+              <a:graphicData uri="http://schemas.openxmlformats.org/drawingml/2006/picture">
+                <pic:pic>
+                  <pic:nvPicPr>
+                    <pic:cNvPr id="0" name="kline300.png"/>
+                    <pic:cNvPicPr/>
+                  </pic:nvPicPr>
+                  <pic:blipFill>
+                    <a:blip r:embed="rId34"/>
+                    <a:stretch>
+                      <a:fillRect/>
+                    </a:stretch>
+                  </pic:blipFill>
+                  <pic:spPr>
+                    <a:xfrm>
+                      <a:off x="0" y="0"/>
+                      <a:ext cx="3600000" cy="2587500"/>
+                    </a:xfrm>
+                    <a:prstGeom prst="rect"/>
+                  </pic:spPr>
+                </pic:pic>
+              </a:graphicData>
+            </a:graphic>
+          </wp:inline>
+        </w:drawing>
+      </w:r>
+    </w:p>
+    <w:p>
+      <w:r>
+        <w:drawing>
+          <wp:inline xmlns:a="http://schemas.openxmlformats.org/drawingml/2006/main" xmlns:pic="http://schemas.openxmlformats.org/drawingml/2006/picture">
+            <wp:extent cx="3600000" cy="2587500"/>
+            <wp:docPr id="27" name="Picture 27"/>
+            <wp:cNvGraphicFramePr>
+              <a:graphicFrameLocks noChangeAspect="1"/>
+            </wp:cNvGraphicFramePr>
+            <a:graphic>
+              <a:graphicData uri="http://schemas.openxmlformats.org/drawingml/2006/picture">
+                <pic:pic>
+                  <pic:nvPicPr>
+                    <pic:cNvPr id="0" name="kline1000.png"/>
+                    <pic:cNvPicPr/>
+                  </pic:nvPicPr>
+                  <pic:blipFill>
+                    <a:blip r:embed="rId35"/>
                     <a:stretch>
                       <a:fillRect/>
                     </a:stretch>
